--- a/06_산출물_문서/3계층_양식기록/F-803-01_공급자평가표.docx
+++ b/06_산출물_문서/3계층_양식기록/F-803-01_공급자평가표.docx
@@ -270,11 +270,11 @@
     </w:p>
     <w:tbl>
       <w:tblPr>
-        <w:tblW w:w="8788" w:type="dxa"/>
         <w:tblCellMar>
           <w:left w:w="108" w:type="dxa"/>
           <w:right w:w="108" w:type="dxa"/>
         </w:tblCellMar>
+        <w:tblW w:w="8788" w:type="dxa"/>
         <w:tblBorders>
           <w:top w:val="single" w:sz="4" w:color="2E74B5" w:space="0"/>
           <w:left w:val="single" w:sz="4" w:color="2E74B5" w:space="0"/>
@@ -294,13 +294,13 @@
         <w:tc>
           <w:tcPr>
             <w:tcW w:w="1500" w:type="dxa"/>
-            <w:shd w:val="clear" w:color="auto" w:fill="D9D9D9"/>
-            <w:tcMar>
-              <w:top w:w="60" w:type="dxa"/>
-              <w:left w:w="120" w:type="dxa"/>
-              <w:bottom w:w="60" w:type="dxa"/>
-              <w:right w:w="120" w:type="dxa"/>
-            </w:tcMar>
+            <w:tcMar>
+              <w:top w:w="60" w:type="dxa"/>
+              <w:left w:w="120" w:type="dxa"/>
+              <w:bottom w:w="60" w:type="dxa"/>
+              <w:right w:w="120" w:type="dxa"/>
+            </w:tcMar>
+            <w:shd w:val="clear" w:color="auto" w:fill="DEEAF1"/>
           </w:tcPr>
           <w:p>
             <w:pPr>
@@ -320,13 +320,13 @@
         <w:tc>
           <w:tcPr>
             <w:tcW w:w="2800" w:type="dxa"/>
-            <w:shd w:val="clear" w:color="auto" w:fill="D9D9D9"/>
-            <w:tcMar>
-              <w:top w:w="60" w:type="dxa"/>
-              <w:left w:w="120" w:type="dxa"/>
-              <w:bottom w:w="60" w:type="dxa"/>
-              <w:right w:w="120" w:type="dxa"/>
-            </w:tcMar>
+            <w:tcMar>
+              <w:top w:w="60" w:type="dxa"/>
+              <w:left w:w="120" w:type="dxa"/>
+              <w:bottom w:w="60" w:type="dxa"/>
+              <w:right w:w="120" w:type="dxa"/>
+            </w:tcMar>
+            <w:shd w:val="clear" w:color="auto" w:fill="DEEAF1"/>
           </w:tcPr>
           <w:p>
             <w:pPr>
@@ -346,13 +346,13 @@
         <w:tc>
           <w:tcPr>
             <w:tcW w:w="2000" w:type="dxa"/>
-            <w:shd w:val="clear" w:color="auto" w:fill="D9D9D9"/>
-            <w:tcMar>
-              <w:top w:w="60" w:type="dxa"/>
-              <w:left w:w="120" w:type="dxa"/>
-              <w:bottom w:w="60" w:type="dxa"/>
-              <w:right w:w="120" w:type="dxa"/>
-            </w:tcMar>
+            <w:tcMar>
+              <w:top w:w="60" w:type="dxa"/>
+              <w:left w:w="120" w:type="dxa"/>
+              <w:bottom w:w="60" w:type="dxa"/>
+              <w:right w:w="120" w:type="dxa"/>
+            </w:tcMar>
+            <w:shd w:val="clear" w:color="auto" w:fill="DEEAF1"/>
           </w:tcPr>
           <w:p>
             <w:pPr>
@@ -372,13 +372,13 @@
         <w:tc>
           <w:tcPr>
             <w:tcW w:w="2488" w:type="dxa"/>
-            <w:shd w:val="clear" w:color="auto" w:fill="D9D9D9"/>
-            <w:tcMar>
-              <w:top w:w="60" w:type="dxa"/>
-              <w:left w:w="120" w:type="dxa"/>
-              <w:bottom w:w="60" w:type="dxa"/>
-              <w:right w:w="120" w:type="dxa"/>
-            </w:tcMar>
+            <w:tcMar>
+              <w:top w:w="60" w:type="dxa"/>
+              <w:left w:w="120" w:type="dxa"/>
+              <w:bottom w:w="60" w:type="dxa"/>
+              <w:right w:w="120" w:type="dxa"/>
+            </w:tcMar>
+            <w:shd w:val="clear" w:color="auto" w:fill="DEEAF1"/>
           </w:tcPr>
           <w:p>
             <w:pPr>
@@ -528,18 +528,11 @@
         <w:tc>
           <w:tcPr>
             <w:tcW w:w="2488" w:type="dxa"/>
-            <w:tcMar>
-              <w:top w:w="60" w:type="dxa"/>
-              <w:left w:w="120" w:type="dxa"/>
-              <w:bottom w:w="60" w:type="dxa"/>
-              <w:right w:w="120" w:type="dxa"/>
-            </w:tcMar>
           </w:tcPr>
           <w:p>
             <w:pPr>
               <w:jc w:val="left"/>
               <w:spacing w:before="200" w:after="200"/>
-              <w:wordWrap w:val="1"/>
             </w:pPr>
             <w:r>
               <w:rPr>
@@ -605,18 +598,11 @@
         <w:tc>
           <w:tcPr>
             <w:tcW w:w="2488" w:type="dxa"/>
-            <w:tcMar>
-              <w:top w:w="60" w:type="dxa"/>
-              <w:left w:w="120" w:type="dxa"/>
-              <w:bottom w:w="60" w:type="dxa"/>
-              <w:right w:w="120" w:type="dxa"/>
-            </w:tcMar>
           </w:tcPr>
           <w:p>
             <w:pPr>
               <w:jc w:val="left"/>
               <w:spacing w:before="200" w:after="200"/>
-              <w:wordWrap w:val="1"/>
             </w:pPr>
             <w:r>
               <w:rPr>
@@ -667,7 +653,7 @@
         </w:trPr>
         <w:tc>
           <w:tcPr>
-            <w:tcW w:w="2460" w:type="dxa"/>
+            <w:tcW w:w="2840" w:type="dxa"/>
             <w:tcMar>
               <w:top w:w="60" w:type="dxa"/>
               <w:left w:w="120" w:type="dxa"/>
@@ -688,7 +674,7 @@
         </w:tc>
         <w:tc>
           <w:tcPr>
-            <w:tcW w:w="6328" w:type="dxa"/>
+            <w:tcW w:w="5948" w:type="dxa"/>
             <w:tcMar>
               <w:top w:w="60" w:type="dxa"/>
               <w:left w:w="120" w:type="dxa"/>
@@ -710,9 +696,7 @@
       </w:tr>
       <w:tr>
         <w:tc>
-          <w:tcPr>
-            <w:tcW w:w="2460" w:type="dxa"/>
-          </w:tcPr>
+          <w:tcPr/>
           <w:p>
             <w:pPr>
               <w:pStyle w:val="Compact"/>
@@ -724,7 +708,7 @@
         </w:tc>
         <w:tc>
           <w:tcPr>
-            <w:tcW w:w="6328" w:type="dxa"/>
+            <w:tcW w:w="5948" w:type="dxa"/>
             <w:tcMar>
               <w:top w:w="60" w:type="dxa"/>
               <w:left w:w="120" w:type="dxa"/>
@@ -757,6 +741,7 @@
         </w:tc>
         <w:tc>
           <w:tcPr>
+            <w:tcW w:w="5948" w:type="dxa"/>
             <w:tcMar>
               <w:top w:w="60" w:type="dxa"/>
               <w:left w:w="120" w:type="dxa"/>
@@ -788,31 +773,20 @@
           </w:p>
         </w:tc>
         <w:tc>
-          <w:tcPr>
-            <w:tcW w:w="6328" w:type="dxa"/>
-          </w:tcPr>
-          <w:p>
-            <w:pPr>
-              <w:pStyle w:val="Compact"/>
-            </w:pPr>
-          </w:p>
-        </w:tc>
-      </w:tr>
-      <w:tr>
-        <w:tc>
-          <w:tcPr>
-            <w:tcW w:w="2460" w:type="dxa"/>
-            <w:tcMar>
-              <w:top w:w="60" w:type="dxa"/>
-              <w:left w:w="120" w:type="dxa"/>
-              <w:bottom w:w="60" w:type="dxa"/>
-              <w:right w:w="120" w:type="dxa"/>
-            </w:tcMar>
-          </w:tcPr>
-          <w:p>
-            <w:pPr>
-              <w:pStyle w:val="Compact"/>
-              <w:wordWrap w:val="1"/>
+          <w:tcPr/>
+          <w:p>
+            <w:pPr>
+              <w:pStyle w:val="Compact"/>
+            </w:pPr>
+          </w:p>
+        </w:tc>
+      </w:tr>
+      <w:tr>
+        <w:tc>
+          <w:tcPr/>
+          <w:p>
+            <w:pPr>
+              <w:pStyle w:val="Compact"/>
             </w:pPr>
             <w:r>
               <w:t xml:space="preserve">업체 코드</w:t>
@@ -820,10 +794,19 @@
           </w:p>
         </w:tc>
         <w:tc>
-          <w:tcPr/>
-          <w:p>
-            <w:pPr>
-              <w:pStyle w:val="Compact"/>
+          <w:tcPr>
+            <w:tcW w:w="5948" w:type="dxa"/>
+            <w:tcMar>
+              <w:top w:w="60" w:type="dxa"/>
+              <w:left w:w="120" w:type="dxa"/>
+              <w:bottom w:w="60" w:type="dxa"/>
+              <w:right w:w="120" w:type="dxa"/>
+            </w:tcMar>
+          </w:tcPr>
+          <w:p>
+            <w:pPr>
+              <w:pStyle w:val="Compact"/>
+              <w:wordWrap w:val="1"/>
             </w:pPr>
           </w:p>
         </w:tc>
@@ -893,18 +876,10 @@
       </w:tr>
       <w:tr>
         <w:tc>
-          <w:tcPr>
-            <w:tcMar>
-              <w:top w:w="60" w:type="dxa"/>
-              <w:left w:w="120" w:type="dxa"/>
-              <w:bottom w:w="60" w:type="dxa"/>
-              <w:right w:w="120" w:type="dxa"/>
-            </w:tcMar>
-          </w:tcPr>
-          <w:p>
-            <w:pPr>
-              <w:pStyle w:val="Compact"/>
-              <w:wordWrap w:val="1"/>
+          <w:tcPr/>
+          <w:p>
+            <w:pPr>
+              <w:pStyle w:val="Compact"/>
             </w:pPr>
             <w:r>
               <w:t xml:space="preserve">평가 근거 (해당 시)</w:t>
@@ -912,18 +887,10 @@
           </w:p>
         </w:tc>
         <w:tc>
-          <w:tcPr>
-            <w:tcMar>
-              <w:top w:w="60" w:type="dxa"/>
-              <w:left w:w="120" w:type="dxa"/>
-              <w:bottom w:w="60" w:type="dxa"/>
-              <w:right w:w="120" w:type="dxa"/>
-            </w:tcMar>
-          </w:tcPr>
-          <w:p>
-            <w:pPr>
-              <w:pStyle w:val="Compact"/>
-              <w:wordWrap w:val="1"/>
+          <w:tcPr/>
+          <w:p>
+            <w:pPr>
+              <w:pStyle w:val="Compact"/>
             </w:pPr>
             <w:r>
               <w:t xml:space="preserve">[ ] 연간 정기평가    [ ] CAR 연계    [ ] 고객 요청    [ ] 기타:</w:t>
@@ -2811,7 +2778,7 @@
         </w:trPr>
         <w:tc>
           <w:tcPr>
-            <w:tcW w:w="2460" w:type="dxa"/>
+            <w:tcW w:w="2788" w:type="dxa"/>
             <w:tcMar>
               <w:top w:w="60" w:type="dxa"/>
               <w:left w:w="120" w:type="dxa"/>
@@ -2832,7 +2799,7 @@
         </w:tc>
         <w:tc>
           <w:tcPr>
-            <w:tcW w:w="6328" w:type="dxa"/>
+            <w:tcW w:w="6000" w:type="dxa"/>
             <w:tcMar>
               <w:top w:w="60" w:type="dxa"/>
               <w:left w:w="120" w:type="dxa"/>
@@ -2855,7 +2822,7 @@
       <w:tr>
         <w:tc>
           <w:tcPr>
-            <w:tcW w:w="2460" w:type="dxa"/>
+            <w:tcW w:w="2788" w:type="dxa"/>
           </w:tcPr>
           <w:p>
             <w:pPr>
@@ -2868,7 +2835,7 @@
         </w:tc>
         <w:tc>
           <w:tcPr>
-            <w:tcW w:w="6328" w:type="dxa"/>
+            <w:tcW w:w="6000" w:type="dxa"/>
             <w:tcMar>
               <w:top w:w="60" w:type="dxa"/>
               <w:left w:w="120" w:type="dxa"/>
@@ -2898,6 +2865,7 @@
         </w:tc>
         <w:tc>
           <w:tcPr>
+            <w:tcW w:w="6000" w:type="dxa"/>
             <w:tcMar>
               <w:top w:w="60" w:type="dxa"/>
               <w:left w:w="120" w:type="dxa"/>
@@ -2927,30 +2895,21 @@
         </w:tc>
         <w:tc>
           <w:tcPr>
-            <w:tcW w:w="6328" w:type="dxa"/>
-          </w:tcPr>
-          <w:p>
-            <w:pPr>
-              <w:pStyle w:val="Compact"/>
-            </w:pPr>
-          </w:p>
-        </w:tc>
-      </w:tr>
-      <w:tr>
-        <w:tc>
-          <w:tcPr>
-            <w:tcW w:w="2460" w:type="dxa"/>
-            <w:tcMar>
-              <w:top w:w="60" w:type="dxa"/>
-              <w:left w:w="120" w:type="dxa"/>
-              <w:bottom w:w="60" w:type="dxa"/>
-              <w:right w:w="120" w:type="dxa"/>
-            </w:tcMar>
-          </w:tcPr>
-          <w:p>
-            <w:pPr>
-              <w:pStyle w:val="Compact"/>
-              <w:wordWrap w:val="1"/>
+            <w:tcW w:w="6000" w:type="dxa"/>
+          </w:tcPr>
+          <w:p>
+            <w:pPr>
+              <w:pStyle w:val="Compact"/>
+            </w:pPr>
+          </w:p>
+        </w:tc>
+      </w:tr>
+      <w:tr>
+        <w:tc>
+          <w:tcPr/>
+          <w:p>
+            <w:pPr>
+              <w:pStyle w:val="Compact"/>
             </w:pPr>
             <w:r>
               <w:t xml:space="preserve">가격/원가 (15점)</w:t>
@@ -2979,28 +2938,29 @@
           </w:p>
         </w:tc>
         <w:tc>
-          <w:tcPr/>
-          <w:p>
-            <w:pPr>
-              <w:pStyle w:val="Compact"/>
-            </w:pPr>
-          </w:p>
-        </w:tc>
-      </w:tr>
-      <w:tr>
-        <w:tc>
-          <w:tcPr>
-            <w:tcMar>
-              <w:top w:w="60" w:type="dxa"/>
-              <w:left w:w="120" w:type="dxa"/>
-              <w:bottom w:w="60" w:type="dxa"/>
-              <w:right w:w="120" w:type="dxa"/>
-            </w:tcMar>
-          </w:tcPr>
-          <w:p>
-            <w:pPr>
-              <w:pStyle w:val="Compact"/>
-              <w:wordWrap w:val="1"/>
+          <w:tcPr>
+            <w:tcW w:w="6000" w:type="dxa"/>
+            <w:tcMar>
+              <w:top w:w="60" w:type="dxa"/>
+              <w:left w:w="120" w:type="dxa"/>
+              <w:bottom w:w="60" w:type="dxa"/>
+              <w:right w:w="120" w:type="dxa"/>
+            </w:tcMar>
+          </w:tcPr>
+          <w:p>
+            <w:pPr>
+              <w:pStyle w:val="Compact"/>
+              <w:wordWrap w:val="1"/>
+            </w:pPr>
+          </w:p>
+        </w:tc>
+      </w:tr>
+      <w:tr>
+        <w:tc>
+          <w:tcPr/>
+          <w:p>
+            <w:pPr>
+              <w:pStyle w:val="Compact"/>
             </w:pPr>
             <w:r>
               <w:rPr>
@@ -3012,18 +2972,10 @@
           </w:p>
         </w:tc>
         <w:tc>
-          <w:tcPr>
-            <w:tcMar>
-              <w:top w:w="60" w:type="dxa"/>
-              <w:left w:w="120" w:type="dxa"/>
-              <w:bottom w:w="60" w:type="dxa"/>
-              <w:right w:w="120" w:type="dxa"/>
-            </w:tcMar>
-          </w:tcPr>
-          <w:p>
-            <w:pPr>
-              <w:pStyle w:val="Compact"/>
-              <w:wordWrap w:val="1"/>
+          <w:tcPr/>
+          <w:p>
+            <w:pPr>
+              <w:pStyle w:val="Compact"/>
             </w:pPr>
           </w:p>
         </w:tc>
@@ -3124,18 +3076,10 @@
       </w:tr>
       <w:tr>
         <w:tc>
-          <w:tcPr>
-            <w:tcMar>
-              <w:top w:w="60" w:type="dxa"/>
-              <w:left w:w="120" w:type="dxa"/>
-              <w:bottom w:w="60" w:type="dxa"/>
-              <w:right w:w="120" w:type="dxa"/>
-            </w:tcMar>
-          </w:tcPr>
-          <w:p>
-            <w:pPr>
-              <w:pStyle w:val="Compact"/>
-              <w:wordWrap w:val="1"/>
+          <w:tcPr/>
+          <w:p>
+            <w:pPr>
+              <w:pStyle w:val="Compact"/>
             </w:pPr>
             <w:r>
               <w:rPr>
@@ -3153,18 +3097,10 @@
           </w:p>
         </w:tc>
         <w:tc>
-          <w:tcPr>
-            <w:tcMar>
-              <w:top w:w="60" w:type="dxa"/>
-              <w:left w:w="120" w:type="dxa"/>
-              <w:bottom w:w="60" w:type="dxa"/>
-              <w:right w:w="120" w:type="dxa"/>
-            </w:tcMar>
-          </w:tcPr>
-          <w:p>
-            <w:pPr>
-              <w:pStyle w:val="Compact"/>
-              <w:wordWrap w:val="1"/>
+          <w:tcPr/>
+          <w:p>
+            <w:pPr>
+              <w:pStyle w:val="Compact"/>
             </w:pPr>
             <w:r>
               <w:t xml:space="preserve">90점 이상</w:t>
@@ -3278,18 +3214,10 @@
           </w:p>
         </w:tc>
         <w:tc>
-          <w:tcPr>
-            <w:tcMar>
-              <w:top w:w="60" w:type="dxa"/>
-              <w:left w:w="120" w:type="dxa"/>
-              <w:bottom w:w="60" w:type="dxa"/>
-              <w:right w:w="120" w:type="dxa"/>
-            </w:tcMar>
-          </w:tcPr>
-          <w:p>
-            <w:pPr>
-              <w:pStyle w:val="Compact"/>
-              <w:wordWrap w:val="1"/>
+          <w:tcPr/>
+          <w:p>
+            <w:pPr>
+              <w:pStyle w:val="Compact"/>
             </w:pPr>
             <w:r>
               <w:t xml:space="preserve">[ ]</w:t>
@@ -3396,7 +3324,7 @@
         </w:trPr>
         <w:tc>
           <w:tcPr>
-            <w:tcW w:w="2460" w:type="dxa"/>
+            <w:tcW w:w="1600" w:type="dxa"/>
             <w:tcMar>
               <w:top w:w="60" w:type="dxa"/>
               <w:left w:w="120" w:type="dxa"/>
@@ -3417,7 +3345,7 @@
         </w:tc>
         <w:tc>
           <w:tcPr>
-            <w:tcW w:w="6328" w:type="dxa"/>
+            <w:tcW w:w="7188" w:type="dxa"/>
             <w:tcMar>
               <w:top w:w="60" w:type="dxa"/>
               <w:left w:w="120" w:type="dxa"/>
@@ -3439,9 +3367,7 @@
       </w:tr>
       <w:tr>
         <w:tc>
-          <w:tcPr>
-            <w:tcW w:w="2460" w:type="dxa"/>
-          </w:tcPr>
+          <w:tcPr/>
           <w:p>
             <w:pPr>
               <w:pStyle w:val="Compact"/>
@@ -3453,7 +3379,7 @@
         </w:tc>
         <w:tc>
           <w:tcPr>
-            <w:tcW w:w="6328" w:type="dxa"/>
+            <w:tcW w:w="7188" w:type="dxa"/>
             <w:tcMar>
               <w:top w:w="60" w:type="dxa"/>
               <w:left w:w="120" w:type="dxa"/>
@@ -3483,35 +3409,28 @@
         </w:tc>
         <w:tc>
           <w:tcPr>
-            <w:tcMar>
-              <w:top w:w="60" w:type="dxa"/>
-              <w:left w:w="120" w:type="dxa"/>
-              <w:bottom w:w="60" w:type="dxa"/>
-              <w:right w:w="120" w:type="dxa"/>
-            </w:tcMar>
-          </w:tcPr>
-          <w:p>
-            <w:pPr>
-              <w:pStyle w:val="Compact"/>
-              <w:wordWrap w:val="1"/>
-            </w:pPr>
-          </w:p>
-        </w:tc>
-      </w:tr>
-      <w:tr>
-        <w:tc>
-          <w:tcPr>
-            <w:tcMar>
-              <w:top w:w="60" w:type="dxa"/>
-              <w:left w:w="120" w:type="dxa"/>
-              <w:bottom w:w="60" w:type="dxa"/>
-              <w:right w:w="120" w:type="dxa"/>
-            </w:tcMar>
-          </w:tcPr>
-          <w:p>
-            <w:pPr>
-              <w:pStyle w:val="Compact"/>
-              <w:wordWrap w:val="1"/>
+            <w:tcW w:w="7188" w:type="dxa"/>
+            <w:tcMar>
+              <w:top w:w="60" w:type="dxa"/>
+              <w:left w:w="120" w:type="dxa"/>
+              <w:bottom w:w="60" w:type="dxa"/>
+              <w:right w:w="120" w:type="dxa"/>
+            </w:tcMar>
+          </w:tcPr>
+          <w:p>
+            <w:pPr>
+              <w:pStyle w:val="Compact"/>
+              <w:wordWrap w:val="1"/>
+            </w:pPr>
+          </w:p>
+        </w:tc>
+      </w:tr>
+      <w:tr>
+        <w:tc>
+          <w:tcPr/>
+          <w:p>
+            <w:pPr>
+              <w:pStyle w:val="Compact"/>
             </w:pPr>
             <w:r>
               <w:t xml:space="preserve">3</w:t>
@@ -3520,7 +3439,6 @@
         </w:tc>
         <w:tc>
           <w:tcPr>
-            <w:tcW w:w="6328" w:type="dxa"/>
             <w:tcMar>
               <w:top w:w="60" w:type="dxa"/>
               <w:left w:w="120" w:type="dxa"/>
@@ -3851,7 +3769,7 @@
         </w:trPr>
         <w:tc>
           <w:tcPr>
-            <w:tcW w:w="2460" w:type="dxa"/>
+            <w:tcW w:w="2476" w:type="dxa"/>
             <w:tcMar>
               <w:top w:w="60" w:type="dxa"/>
               <w:left w:w="120" w:type="dxa"/>
@@ -3872,7 +3790,7 @@
         </w:tc>
         <w:tc>
           <w:tcPr>
-            <w:tcW w:w="6328" w:type="dxa"/>
+            <w:tcW w:w="6312" w:type="dxa"/>
             <w:tcMar>
               <w:top w:w="60" w:type="dxa"/>
               <w:left w:w="120" w:type="dxa"/>
@@ -3894,9 +3812,7 @@
       </w:tr>
       <w:tr>
         <w:tc>
-          <w:tcPr>
-            <w:tcW w:w="2460" w:type="dxa"/>
-          </w:tcPr>
+          <w:tcPr/>
           <w:p>
             <w:pPr>
               <w:pStyle w:val="Compact"/>
@@ -3908,7 +3824,7 @@
         </w:tc>
         <w:tc>
           <w:tcPr>
-            <w:tcW w:w="6328" w:type="dxa"/>
+            <w:tcW w:w="6312" w:type="dxa"/>
             <w:tcMar>
               <w:top w:w="60" w:type="dxa"/>
               <w:left w:w="120" w:type="dxa"/>
@@ -3941,6 +3857,7 @@
         </w:tc>
         <w:tc>
           <w:tcPr>
+            <w:tcW w:w="6312" w:type="dxa"/>
             <w:tcMar>
               <w:top w:w="60" w:type="dxa"/>
               <w:left w:w="120" w:type="dxa"/>
@@ -3969,31 +3886,20 @@
           </w:p>
         </w:tc>
         <w:tc>
-          <w:tcPr>
-            <w:tcW w:w="6328" w:type="dxa"/>
-          </w:tcPr>
-          <w:p>
-            <w:pPr>
-              <w:pStyle w:val="Compact"/>
-            </w:pPr>
-          </w:p>
-        </w:tc>
-      </w:tr>
-      <w:tr>
-        <w:tc>
-          <w:tcPr>
-            <w:tcW w:w="2460" w:type="dxa"/>
-            <w:tcMar>
-              <w:top w:w="60" w:type="dxa"/>
-              <w:left w:w="120" w:type="dxa"/>
-              <w:bottom w:w="60" w:type="dxa"/>
-              <w:right w:w="120" w:type="dxa"/>
-            </w:tcMar>
-          </w:tcPr>
-          <w:p>
-            <w:pPr>
-              <w:pStyle w:val="Compact"/>
-              <w:wordWrap w:val="1"/>
+          <w:tcPr/>
+          <w:p>
+            <w:pPr>
+              <w:pStyle w:val="Compact"/>
+            </w:pPr>
+          </w:p>
+        </w:tc>
+      </w:tr>
+      <w:tr>
+        <w:tc>
+          <w:tcPr/>
+          <w:p>
+            <w:pPr>
+              <w:pStyle w:val="Compact"/>
             </w:pPr>
             <w:r>
               <w:t xml:space="preserve">특이 사항</w:t>
@@ -4002,6 +3908,7 @@
         </w:tc>
         <w:tc>
           <w:tcPr>
+            <w:tcW w:w="6312" w:type="dxa"/>
             <w:tcMar>
               <w:top w:w="60" w:type="dxa"/>
               <w:left w:w="120" w:type="dxa"/>
@@ -4663,8 +4570,8 @@
     <w:rPrDefault>
       <w:rPr>
         <w:rFonts w:asciiTheme="minorHAnsi" w:cstheme="minorBidi" w:eastAsiaTheme="minorEastAsia" w:hAnsiTheme="minorHAnsi"/>
-        <w:sz w:val="24"/>
-        <w:szCs w:val="24"/>
+        <w:sz w:val="20"/>
+        <w:szCs w:val="20"/>
         <w:lang w:bidi="ar-SA" w:eastAsia="zh-CN" w:val="en-US"/>
       </w:rPr>
     </w:rPrDefault>
@@ -4732,8 +4639,8 @@
     </w:pPr>
     <w:rPr>
       <w:rFonts w:asciiTheme="majorHAnsi" w:cstheme="majorBidi" w:eastAsiaTheme="majorEastAsia" w:hAnsiTheme="majorHAnsi"/>
-      <w:sz w:val="56"/>
-      <w:szCs w:val="56"/>
+      <w:sz w:val="44"/>
+      <w:szCs w:val="44"/>
     </w:rPr>
   </w:style>
   <w:style w:customStyle="1" w:styleId="TitleChar" w:type="character">
@@ -4744,8 +4651,8 @@
     <w:rsid w:val="00A10FD9"/>
     <w:rPr>
       <w:rFonts w:asciiTheme="majorHAnsi" w:cstheme="majorBidi" w:eastAsiaTheme="majorEastAsia" w:hAnsiTheme="majorHAnsi"/>
-      <w:sz w:val="56"/>
-      <w:szCs w:val="56"/>
+      <w:sz w:val="44"/>
+      <w:szCs w:val="44"/>
     </w:rPr>
   </w:style>
   <w:style w:styleId="Subtitle" w:type="paragraph">
@@ -4867,8 +4774,8 @@
     <w:rPr>
       <w:rFonts w:asciiTheme="majorHAnsi" w:cstheme="majorBidi" w:eastAsiaTheme="majorEastAsia" w:hAnsiTheme="majorHAnsi"/>
       <w:color w:themeColor="accent1" w:themeShade="BF" w:val="0F4761"/>
-      <w:sz w:val="40"/>
-      <w:szCs w:val="40"/>
+      <w:sz w:val="32"/>
+      <w:szCs w:val="32"/>
     </w:rPr>
   </w:style>
   <w:style w:styleId="Heading2" w:type="paragraph">
@@ -5058,8 +4965,8 @@
     <w:rPr>
       <w:rFonts w:asciiTheme="majorHAnsi" w:cstheme="majorBidi" w:eastAsiaTheme="majorEastAsia" w:hAnsiTheme="majorHAnsi"/>
       <w:color w:themeColor="accent1" w:themeShade="BF" w:val="0F4761"/>
-      <w:sz w:val="40"/>
-      <w:szCs w:val="40"/>
+      <w:sz w:val="32"/>
+      <w:szCs w:val="32"/>
     </w:rPr>
   </w:style>
   <w:style w:customStyle="1" w:styleId="Heading2Char" w:type="character">
